--- a/Задача від 14.10.2026 переклад французька/1. Общие справки и систематизация материалов/20250722 Note sur la procedure penale a Monaco.docx
+++ b/Задача від 14.10.2026 переклад французька/1. Общие справки и систематизация материалов/20250722 Note sur la procedure penale a Monaco.docx
@@ -10,7 +10,7 @@
           <w:b/>
           <w:bCs/>
         </w:rPr>
-        <w:spacing w:before="120" w:after="0" w:line="240" w:lineRule="auto"/>
+        <w:spacing w:before="120" w:after="0" w:line="276" w:lineRule="auto"/>
       </w:pPr>
       <w:r>
         <w:rPr>
@@ -35,7 +35,7 @@
     <w:p>
       <w:pPr>
         <w:jc w:val="both"/>
-        <w:spacing w:before="120" w:after="0" w:line="240" w:lineRule="auto"/>
+        <w:spacing w:before="120" w:after="0" w:line="276" w:lineRule="auto"/>
       </w:pPr>
     </w:p>
     <w:p>
@@ -52,7 +52,7 @@
           <w:bCs/>
         </w:rPr>
         <w:ind w:left="0" w:hanging="567"/>
-        <w:spacing w:before="120" w:after="0" w:line="240" w:lineRule="auto"/>
+        <w:spacing w:before="120" w:after="0" w:line="276" w:lineRule="auto"/>
       </w:pPr>
       <w:r>
         <w:rPr>
@@ -91,7 +91,7 @@
     <w:p>
       <w:pPr>
         <w:jc w:val="both"/>
-        <w:spacing w:before="120" w:after="0" w:line="240" w:lineRule="auto"/>
+        <w:spacing w:before="120" w:after="0" w:line="276" w:lineRule="auto"/>
       </w:pPr>
       <w:r>
         <w:rPr>
@@ -140,7 +140,7 @@
         </w:tabs>
         <w:jc w:val="both"/>
         <w:ind w:left="567" w:hanging="567"/>
-        <w:spacing w:before="120" w:after="0" w:line="240" w:lineRule="auto"/>
+        <w:spacing w:before="120" w:after="0" w:line="276" w:lineRule="auto"/>
       </w:pPr>
       <w:r>
         <w:rPr>
@@ -179,7 +179,7 @@
         </w:tabs>
         <w:jc w:val="both"/>
         <w:ind w:left="567" w:hanging="567"/>
-        <w:spacing w:before="120" w:after="0" w:line="240" w:lineRule="auto"/>
+        <w:spacing w:before="120" w:after="0" w:line="276" w:lineRule="auto"/>
       </w:pPr>
       <w:r>
         <w:rPr>
@@ -212,7 +212,7 @@
         </w:tabs>
         <w:jc w:val="both"/>
         <w:ind w:left="567" w:hanging="567"/>
-        <w:spacing w:before="120" w:after="0" w:line="240" w:lineRule="auto"/>
+        <w:spacing w:before="120" w:after="0" w:line="276" w:lineRule="auto"/>
       </w:pPr>
       <w:r>
         <w:rPr>
@@ -243,7 +243,7 @@
     <w:p>
       <w:pPr>
         <w:jc w:val="both"/>
-        <w:spacing w:before="120" w:after="0" w:line="240" w:lineRule="auto"/>
+        <w:spacing w:before="120" w:after="0" w:line="276" w:lineRule="auto"/>
       </w:pPr>
     </w:p>
     <w:p>
@@ -260,7 +260,7 @@
           <w:bCs/>
         </w:rPr>
         <w:ind w:left="0" w:hanging="567"/>
-        <w:spacing w:before="120" w:after="0" w:line="240" w:lineRule="auto"/>
+        <w:spacing w:before="120" w:after="0" w:line="276" w:lineRule="auto"/>
       </w:pPr>
       <w:r>
         <w:rPr>
@@ -278,7 +278,7 @@
         <w:contextualSpacing w:val="0"/>
         <w:jc w:val="both"/>
         <w:ind w:left="0"/>
-        <w:spacing w:before="120" w:after="0" w:line="240" w:lineRule="auto"/>
+        <w:spacing w:before="120" w:after="0" w:line="276" w:lineRule="auto"/>
       </w:pPr>
       <w:r>
         <w:rPr>
@@ -337,7 +337,7 @@
         <w:contextualSpacing w:val="0"/>
         <w:jc w:val="both"/>
         <w:ind w:left="0"/>
-        <w:spacing w:before="120" w:after="0" w:line="240" w:lineRule="auto"/>
+        <w:spacing w:before="120" w:after="0" w:line="276" w:lineRule="auto"/>
       </w:pPr>
       <w:r>
         <w:rPr>
@@ -357,7 +357,7 @@
           <w:bCs/>
         </w:rPr>
         <w:ind w:left="0"/>
-        <w:spacing w:before="120" w:after="0" w:line="240" w:lineRule="auto"/>
+        <w:spacing w:before="120" w:after="0" w:line="276" w:lineRule="auto"/>
       </w:pPr>
     </w:p>
     <w:p>
@@ -374,7 +374,7 @@
           <w:bCs/>
         </w:rPr>
         <w:ind w:left="0" w:hanging="567"/>
-        <w:spacing w:before="120" w:after="0" w:line="240" w:lineRule="auto"/>
+        <w:spacing w:before="120" w:after="0" w:line="276" w:lineRule="auto"/>
       </w:pPr>
       <w:r>
         <w:rPr>
@@ -397,7 +397,7 @@
     <w:p>
       <w:pPr>
         <w:jc w:val="both"/>
-        <w:spacing w:before="120" w:after="0" w:line="240" w:lineRule="auto"/>
+        <w:spacing w:before="120" w:after="0" w:line="276" w:lineRule="auto"/>
       </w:pPr>
       <w:r>
         <w:rPr>
@@ -416,7 +416,7 @@
     <w:p>
       <w:pPr>
         <w:jc w:val="both"/>
-        <w:spacing w:before="120" w:after="0" w:line="240" w:lineRule="auto"/>
+        <w:spacing w:before="120" w:after="0" w:line="276" w:lineRule="auto"/>
       </w:pPr>
       <w:r>
         <w:rPr>
@@ -441,7 +441,7 @@
     <w:p>
       <w:pPr>
         <w:jc w:val="both"/>
-        <w:spacing w:before="120" w:after="0" w:line="240" w:lineRule="auto"/>
+        <w:spacing w:before="120" w:after="0" w:line="276" w:lineRule="auto"/>
       </w:pPr>
       <w:r>
         <w:rPr>
@@ -472,7 +472,7 @@
     <w:p>
       <w:pPr>
         <w:jc w:val="both"/>
-        <w:spacing w:before="120" w:after="0" w:line="240" w:lineRule="auto"/>
+        <w:spacing w:before="120" w:after="0" w:line="276" w:lineRule="auto"/>
       </w:pPr>
     </w:p>
     <w:p>
@@ -489,7 +489,7 @@
           <w:bCs/>
         </w:rPr>
         <w:ind w:left="0" w:hanging="567"/>
-        <w:spacing w:before="120" w:after="0" w:line="240" w:lineRule="auto"/>
+        <w:spacing w:before="120" w:after="0" w:line="276" w:lineRule="auto"/>
       </w:pPr>
       <w:r>
         <w:rPr>
@@ -512,7 +512,7 @@
     <w:p>
       <w:pPr>
         <w:jc w:val="both"/>
-        <w:spacing w:before="120" w:after="0" w:line="240" w:lineRule="auto"/>
+        <w:spacing w:before="120" w:after="0" w:line="276" w:lineRule="auto"/>
       </w:pPr>
       <w:r>
         <w:rPr>
@@ -534,7 +534,7 @@
           <w:bCs/>
         </w:rPr>
         <w:ind w:left="0" w:hanging="567"/>
-        <w:spacing w:before="120" w:after="0" w:line="240" w:lineRule="auto"/>
+        <w:spacing w:before="120" w:after="0" w:line="276" w:lineRule="auto"/>
       </w:pPr>
     </w:p>
     <w:p>
@@ -545,7 +545,7 @@
           <w:bCs/>
         </w:rPr>
         <w:ind w:left="0"/>
-        <w:spacing w:before="120" w:after="0" w:line="240" w:lineRule="auto"/>
+        <w:spacing w:before="120" w:after="0" w:line="276" w:lineRule="auto"/>
       </w:pPr>
     </w:p>
     <w:p>
@@ -560,7 +560,7 @@
           <w:bCs/>
         </w:rPr>
         <w:ind w:left="0" w:hanging="567"/>
-        <w:spacing w:before="120" w:after="0" w:line="240" w:lineRule="auto"/>
+        <w:spacing w:before="120" w:after="0" w:line="276" w:lineRule="auto"/>
       </w:pPr>
       <w:r>
         <w:rPr>
@@ -582,7 +582,7 @@
     </w:p>
     <w:p>
       <w:pPr>
-        <w:spacing w:before="120" w:after="0" w:line="240" w:lineRule="auto"/>
+        <w:spacing w:before="120" w:after="0" w:line="276" w:lineRule="auto"/>
       </w:pPr>
       <w:r>
         <w:rPr>
@@ -602,7 +602,7 @@
           <w:tab w:val="clear" w:pos="720"/>
         </w:tabs>
         <w:ind w:left="567" w:hanging="567"/>
-        <w:spacing w:before="120" w:after="0" w:line="240" w:lineRule="auto"/>
+        <w:spacing w:before="120" w:after="0" w:line="276" w:lineRule="auto"/>
       </w:pPr>
       <w:r>
         <w:rPr>
@@ -704,14 +704,14 @@
           <w:tab w:val="clear" w:pos="720"/>
         </w:tabs>
         <w:ind w:left="567" w:hanging="567"/>
-        <w:spacing w:before="120" w:after="0" w:line="240" w:lineRule="auto"/>
-      </w:pPr>
-      <w:r>
-        <w:rPr>
-          <w:rFonts w:ascii="Cambria" w:hAnsi="Cambria" w:cs="Cambria"/>
-          <w:sz w:val="22"/>
-        </w:rPr>
-        <w:t>Le premier acte d’instruction (signalement du S.I.C.C.F.I.N.) est intervenu le 07/11/2022 ; par conséquent, la date butoir était fixée au 07/11/2024 ou en 2025 (en cas de prorogation).</w:t>
+        <w:spacing w:before="120" w:after="0" w:line="276" w:lineRule="auto"/>
+      </w:pPr>
+      <w:r>
+        <w:rPr>
+          <w:rFonts w:ascii="Cambria" w:hAnsi="Cambria" w:cs="Cambria"/>
+          <w:sz w:val="22"/>
+        </w:rPr>
+        <w:t>Le premier acte d’instruction (signalement du S.I.C.C.F.I.N.) est intervenu le 7 novembre 2022 ; par conséquent, la date butoir était fixée au 7 novembre 2024 ou en 2025 (en cas de prorogation).</w:t>
       </w:r>
       <w:r>
         <w:rPr>
@@ -800,14 +800,14 @@
     </w:p>
     <w:p>
       <w:pPr>
-        <w:spacing w:before="120" w:after="0" w:line="240" w:lineRule="auto"/>
-      </w:pPr>
-      <w:r>
-        <w:rPr>
-          <w:rFonts w:ascii="Cambria" w:hAnsi="Cambria" w:cs="Cambria"/>
-          <w:sz w:val="22"/>
-        </w:rPr>
-        <w:t>Il n'est pas établi que le délai ait été formellement prorogé. À défaut, tous les actes accomplis après le 07/11/2024 encourent la contestation pour illégalité.</w:t>
+        <w:spacing w:before="120" w:after="0" w:line="276" w:lineRule="auto"/>
+      </w:pPr>
+      <w:r>
+        <w:rPr>
+          <w:rFonts w:ascii="Cambria" w:hAnsi="Cambria" w:cs="Cambria"/>
+          <w:sz w:val="22"/>
+        </w:rPr>
+        <w:t>Il n'est pas établi que le délai ait été formellement prorogé. À défaut, tous les actes accomplis après le 7 novembre 2024 encourent la contestation pour illégalité.</w:t>
       </w:r>
       <w:r>
         <w:rPr>
@@ -836,14 +836,14 @@
     </w:p>
     <w:p>
       <w:pPr>
-        <w:spacing w:before="120" w:after="0" w:line="240" w:lineRule="auto"/>
-      </w:pPr>
-      <w:r>
-        <w:rPr>
-          <w:rFonts w:ascii="Cambria" w:hAnsi="Cambria" w:cs="Cambria"/>
-          <w:sz w:val="22"/>
-        </w:rPr>
-        <w:t>La perquisition du 28/04/2025 et l'interpellation ont été exécutées dans le cadre de la seconde enquête (n° 2024/000311), et n'entrent donc pas dans ces délais.</w:t>
+        <w:spacing w:before="120" w:after="0" w:line="276" w:lineRule="auto"/>
+      </w:pPr>
+      <w:r>
+        <w:rPr>
+          <w:rFonts w:ascii="Cambria" w:hAnsi="Cambria" w:cs="Cambria"/>
+          <w:sz w:val="22"/>
+        </w:rPr>
+        <w:t>La perquisition du 28 avril 2025 et l'interpellation ont été exécutées dans le cadre de la seconde enquête (n° 2024/000311), et n'entrent donc pas dans ces délais.</w:t>
       </w:r>
       <w:r>
         <w:rPr>
@@ -860,7 +860,7 @@
     </w:p>
     <w:p>
       <w:pPr>
-        <w:spacing w:before="120" w:after="0" w:line="240" w:lineRule="auto"/>
+        <w:spacing w:before="120" w:after="0" w:line="276" w:lineRule="auto"/>
       </w:pPr>
     </w:p>
     <w:p>
@@ -876,7 +876,7 @@
           <w:bCs/>
         </w:rPr>
         <w:ind w:left="0" w:hanging="567"/>
-        <w:spacing w:before="120" w:after="0" w:line="240" w:lineRule="auto"/>
+        <w:spacing w:before="120" w:after="0" w:line="276" w:lineRule="auto"/>
       </w:pPr>
       <w:r>
         <w:rPr>
@@ -899,7 +899,7 @@
     <w:p>
       <w:pPr>
         <w:jc w:val="both"/>
-        <w:spacing w:before="120" w:after="0" w:line="240" w:lineRule="auto"/>
+        <w:spacing w:before="120" w:after="0" w:line="276" w:lineRule="auto"/>
       </w:pPr>
       <w:r>
         <w:rPr>
@@ -962,7 +962,7 @@
     <w:p>
       <w:pPr>
         <w:jc w:val="both"/>
-        <w:spacing w:before="120" w:after="0" w:line="240" w:lineRule="auto"/>
+        <w:spacing w:before="120" w:after="0" w:line="276" w:lineRule="auto"/>
       </w:pPr>
       <w:r>
         <w:rPr>
@@ -1001,7 +1001,7 @@
     <w:p>
       <w:pPr>
         <w:jc w:val="both"/>
-        <w:spacing w:before="120" w:after="0" w:line="240" w:lineRule="auto"/>
+        <w:spacing w:before="120" w:after="0" w:line="276" w:lineRule="auto"/>
       </w:pPr>
       <w:r>
         <w:rPr>
@@ -1044,7 +1044,7 @@
     <w:p>
       <w:pPr>
         <w:jc w:val="both"/>
-        <w:spacing w:before="120" w:after="0" w:line="240" w:lineRule="auto"/>
+        <w:spacing w:before="120" w:after="0" w:line="276" w:lineRule="auto"/>
       </w:pPr>
       <w:r>
         <w:rPr>
@@ -1121,10 +1121,12 @@
         <w:rPr>
           <w:lang w:val="en-US"/>
         </w:rPr>
-        <w:spacing w:before="120" w:after="0" w:line="240" w:lineRule="auto"/>
+        <w:spacing w:before="120" w:after="0" w:line="276" w:lineRule="auto"/>
       </w:pPr>
     </w:p>
     <w:sectPr>
+      <w:headerReference w:type="default" r:id="rId7"/>
+      <w:footerReference w:type="default" r:id="rId8"/>
       <w:pgSz w:w="11906" w:h="16838"/>
       <w:pgMar w:top="567" w:right="1134" w:bottom="1134" w:left="2126" w:header="709" w:footer="709" w:gutter="0"/>
       <w:cols w:space="708"/>
@@ -1132,6 +1134,26 @@
     </w:sectPr>
   </w:body>
 </w:document>
+</file>
+
+<file path=word/footer1.xml><?xml version="1.0" encoding="utf-8"?>
+<w:ftr xmlns:m="http://schemas.openxmlformats.org/officeDocument/2006/math" xmlns:mc="http://schemas.openxmlformats.org/markup-compatibility/2006" xmlns:mo="http://schemas.microsoft.com/office/mac/office/2008/main" xmlns:mv="urn:schemas-microsoft-com:mac:vml" xmlns:o="urn:schemas-microsoft-com:office:office" xmlns:r="http://schemas.openxmlformats.org/officeDocument/2006/relationships" xmlns:v="urn:schemas-microsoft-com:vml" xmlns:w10="urn:schemas-microsoft-com:office:word" xmlns:w14="http://schemas.microsoft.com/office/word/2010/wordml" xmlns:w="http://schemas.openxmlformats.org/wordprocessingml/2006/main" xmlns:wne="http://schemas.microsoft.com/office/word/2006/wordml" xmlns:wp14="http://schemas.microsoft.com/office/word/2010/wordprocessingDrawing" xmlns:wp="http://schemas.openxmlformats.org/drawingml/2006/wordprocessingDrawing" xmlns:wpc="http://schemas.microsoft.com/office/word/2010/wordprocessingCanvas" xmlns:wpg="http://schemas.microsoft.com/office/word/2010/wordprocessingGroup" xmlns:wpi="http://schemas.microsoft.com/office/word/2010/wordprocessingInk" xmlns:wps="http://schemas.microsoft.com/office/word/2010/wordprocessingShape" mc:Ignorable="w14 wp14">
+  <w:p>
+    <w:pPr>
+      <w:pStyle w:val="Footer"/>
+    </w:pPr>
+  </w:p>
+</w:ftr>
+</file>
+
+<file path=word/header1.xml><?xml version="1.0" encoding="utf-8"?>
+<w:hdr xmlns:m="http://schemas.openxmlformats.org/officeDocument/2006/math" xmlns:mc="http://schemas.openxmlformats.org/markup-compatibility/2006" xmlns:mo="http://schemas.microsoft.com/office/mac/office/2008/main" xmlns:mv="urn:schemas-microsoft-com:mac:vml" xmlns:o="urn:schemas-microsoft-com:office:office" xmlns:r="http://schemas.openxmlformats.org/officeDocument/2006/relationships" xmlns:v="urn:schemas-microsoft-com:vml" xmlns:w10="urn:schemas-microsoft-com:office:word" xmlns:w14="http://schemas.microsoft.com/office/word/2010/wordml" xmlns:w="http://schemas.openxmlformats.org/wordprocessingml/2006/main" xmlns:wne="http://schemas.microsoft.com/office/word/2006/wordml" xmlns:wp14="http://schemas.microsoft.com/office/word/2010/wordprocessingDrawing" xmlns:wp="http://schemas.openxmlformats.org/drawingml/2006/wordprocessingDrawing" xmlns:wpc="http://schemas.microsoft.com/office/word/2010/wordprocessingCanvas" xmlns:wpg="http://schemas.microsoft.com/office/word/2010/wordprocessingGroup" xmlns:wpi="http://schemas.microsoft.com/office/word/2010/wordprocessingInk" xmlns:wps="http://schemas.microsoft.com/office/word/2010/wordprocessingShape" mc:Ignorable="w14 wp14">
+  <w:p>
+    <w:pPr>
+      <w:pStyle w:val="Header"/>
+    </w:pPr>
+  </w:p>
+</w:hdr>
 </file>
 
 <file path=word/numbering.xml><?xml version="1.0" encoding="utf-8"?>
@@ -4364,7 +4386,7 @@
     <w:qFormat/>
     <w:rsid w:val="00B01DA0"/>
     <w:pPr>
-      <w:spacing w:before="120" w:after="0" w:line="240" w:lineRule="auto"/>
+      <w:spacing w:before="120" w:after="0" w:line="276" w:lineRule="auto"/>
     </w:pPr>
     <w:rPr>
       <w:rFonts w:ascii="Cambria" w:hAnsi="Cambria"/>
@@ -4510,7 +4532,7 @@
     <w:pPr>
       <w:ind w:left="720"/>
       <w:contextualSpacing/>
-      <w:spacing w:before="120" w:after="0" w:line="240" w:lineRule="auto"/>
+      <w:spacing w:before="120" w:after="0" w:line="276" w:lineRule="auto"/>
     </w:pPr>
     <w:rPr>
       <w:rFonts w:ascii="Cambria" w:hAnsi="Cambria"/>

--- a/Задача від 14.10.2026 переклад французька/1. Общие справки и систематизация материалов/20250722 Note sur la procedure penale a Monaco.docx
+++ b/Задача від 14.10.2026 переклад французька/1. Общие справки и систематизация материалов/20250722 Note sur la procedure penale a Monaco.docx
@@ -1128,7 +1128,7 @@
       <w:headerReference w:type="default" r:id="rId7"/>
       <w:footerReference w:type="default" r:id="rId8"/>
       <w:pgSz w:w="11906" w:h="16838"/>
-      <w:pgMar w:top="567" w:right="1134" w:bottom="1134" w:left="2126" w:header="709" w:footer="709" w:gutter="0"/>
+      <w:pgMar w:top="1134" w:right="1134" w:bottom="1134" w:left="2126" w:header="709" w:footer="709" w:gutter="0"/>
       <w:cols w:space="708"/>
       <w:docGrid w:linePitch="360"/>
     </w:sectPr>
